--- a/spa/docx/31.content.docx
+++ b/spa/docx/31.content.docx
@@ -19,7 +19,7 @@
         <w:rPr>
           <w:lang w:val="es_ES" w:bidi="es_ES"/>
         </w:rPr>
-        <w:t>Resource: Notas de Estudio - Introducciones a los Libros (Tyndale)</w:t>
+        <w:t>Resource: Tyndale Open Study Notes</w:t>
       </w:r>
       <w:r>
         <w:rPr>
@@ -112,7 +112,7 @@
         <w:rPr>
           <w:lang w:val="es_ES" w:bidi="es_ES"/>
         </w:rPr>
-        <w:t>Notas de Estudio - Introducciones a los Libros (Tyndale)</w:t>
+        <w:t>Tyndale Open Study Notes</w:t>
       </w:r>
     </w:p>
     <w:p>

--- a/spa/docx/31.content.docx
+++ b/spa/docx/31.content.docx
@@ -19,7 +19,7 @@
         <w:rPr>
           <w:lang w:val="es_ES" w:bidi="es_ES"/>
         </w:rPr>
-        <w:t>Resource: Tyndale Open Study Notes</w:t>
+        <w:t>Resource: Aquifer Open Study Notes (Book Intros)</w:t>
       </w:r>
       <w:r>
         <w:rPr>
@@ -112,7 +112,7 @@
         <w:rPr>
           <w:lang w:val="es_ES" w:bidi="es_ES"/>
         </w:rPr>
-        <w:t>Tyndale Open Study Notes</w:t>
+        <w:t>Aquifer Open Study Notes (Book Intros)</w:t>
       </w:r>
     </w:p>
     <w:p>

--- a/spa/docx/31.content.docx
+++ b/spa/docx/31.content.docx
@@ -258,90 +258,60 @@
         </w:rPr>
         <w:t xml:space="preserve">El pueblo de Edom descendía de Esaú, el hermano de Jacob (ver </w:t>
       </w:r>
-      <w:hyperlink r:id="rId13">
-        <w:r>
-          <w:rPr>
-            <w:lang w:val="es_ES" w:bidi="es_ES"/>
-          </w:rPr>
-          <w:rPr>
-            <w:color w:val="0000EE"/>
-            <w:u w:val="single"/>
-          </w:rPr>
-          <w:t>Gn 25:30</w:t>
-        </w:r>
-      </w:hyperlink>
+      <w:r>
+        <w:rPr>
+          <w:lang w:val="es_ES" w:bidi="es_ES"/>
+        </w:rPr>
+        <w:t>Gn 25:30</w:t>
+      </w:r>
       <w:r>
         <w:rPr>
           <w:lang w:val="es_ES" w:bidi="es_ES"/>
         </w:rPr>
         <w:t>). Los edomitas habitaban principalmente en las tierras altas al este del Arabá y el sur del Mar Muerto. Edom existió durante la mayor parte de la monarquía de Israel (alrededor de 1050–586 a.C.) y a menudo fue vasallo del reino del sur de Judá (</w:t>
       </w:r>
-      <w:hyperlink r:id="rId14">
-        <w:r>
-          <w:rPr>
-            <w:lang w:val="es_ES" w:bidi="es_ES"/>
-          </w:rPr>
-          <w:rPr>
-            <w:color w:val="0000EE"/>
-            <w:u w:val="single"/>
-          </w:rPr>
-          <w:t>2 Sam 8:14,</w:t>
-        </w:r>
-      </w:hyperlink>
+      <w:r>
+        <w:rPr>
+          <w:lang w:val="es_ES" w:bidi="es_ES"/>
+        </w:rPr>
+        <w:t>2 Sam 8:14,</w:t>
+      </w:r>
       <w:r>
         <w:rPr>
           <w:lang w:val="es_ES" w:bidi="es_ES"/>
         </w:rPr>
         <w:t xml:space="preserve"> </w:t>
       </w:r>
-      <w:hyperlink r:id="rId15">
-        <w:r>
-          <w:rPr>
-            <w:lang w:val="es_ES" w:bidi="es_ES"/>
-          </w:rPr>
-          <w:rPr>
-            <w:color w:val="0000EE"/>
-            <w:u w:val="single"/>
-          </w:rPr>
-          <w:t>1 Re 11:14–16,</w:t>
-        </w:r>
-      </w:hyperlink>
+      <w:r>
+        <w:rPr>
+          <w:lang w:val="es_ES" w:bidi="es_ES"/>
+        </w:rPr>
+        <w:t>1 Re 11:14–16,</w:t>
+      </w:r>
       <w:r>
         <w:rPr>
           <w:lang w:val="es_ES" w:bidi="es_ES"/>
         </w:rPr>
         <w:t xml:space="preserve"> </w:t>
       </w:r>
-      <w:hyperlink r:id="rId16">
-        <w:r>
-          <w:rPr>
-            <w:lang w:val="es_ES" w:bidi="es_ES"/>
-          </w:rPr>
-          <w:rPr>
-            <w:color w:val="0000EE"/>
-            <w:u w:val="single"/>
-          </w:rPr>
-          <w:t>2 Re 8:20–22,</w:t>
-        </w:r>
-      </w:hyperlink>
+      <w:r>
+        <w:rPr>
+          <w:lang w:val="es_ES" w:bidi="es_ES"/>
+        </w:rPr>
+        <w:t>2 Re 8:20–22,</w:t>
+      </w:r>
       <w:r>
         <w:rPr>
           <w:lang w:val="es_ES" w:bidi="es_ES"/>
         </w:rPr>
         <w:t xml:space="preserve"> cp. </w:t>
       </w:r>
-      <w:hyperlink r:id="rId17">
-        <w:r>
-          <w:rPr>
-            <w:lang w:val="es_ES" w:bidi="es_ES"/>
-          </w:rPr>
-          <w:rPr>
-            <w:color w:val="0000EE"/>
-            <w:u w:val="single"/>
-          </w:rPr>
-          <w:t>2 Re 3:9–14</w:t>
-        </w:r>
-      </w:hyperlink>
+      <w:r>
+        <w:rPr>
+          <w:lang w:val="es_ES" w:bidi="es_ES"/>
+        </w:rPr>
+        <w:t>2 Re 3:9–14</w:t>
+      </w:r>
       <w:r>
         <w:rPr>
           <w:lang w:val="es_ES" w:bidi="es_ES"/>
@@ -375,36 +345,24 @@
         </w:rPr>
         <w:t>Como nación, Edom replicó la animosidad original de Esaú hacia Jacob. Por ejemplo, Edom se opuso al éxodo de Israel de Egipto (</w:t>
       </w:r>
-      <w:hyperlink r:id="rId18">
-        <w:r>
-          <w:rPr>
-            <w:lang w:val="es_ES" w:bidi="es_ES"/>
-          </w:rPr>
-          <w:rPr>
-            <w:color w:val="0000EE"/>
-            <w:u w:val="single"/>
-          </w:rPr>
-          <w:t>Nm 20:14–21,</w:t>
-        </w:r>
-      </w:hyperlink>
+      <w:r>
+        <w:rPr>
+          <w:lang w:val="es_ES" w:bidi="es_ES"/>
+        </w:rPr>
+        <w:t>Nm 20:14–21,</w:t>
+      </w:r>
       <w:r>
         <w:rPr>
           <w:lang w:val="es_ES" w:bidi="es_ES"/>
         </w:rPr>
         <w:t xml:space="preserve"> </w:t>
       </w:r>
-      <w:hyperlink r:id="rId19">
-        <w:r>
-          <w:rPr>
-            <w:lang w:val="es_ES" w:bidi="es_ES"/>
-          </w:rPr>
-          <w:rPr>
-            <w:color w:val="0000EE"/>
-            <w:u w:val="single"/>
-          </w:rPr>
-          <w:t>21:4</w:t>
-        </w:r>
-      </w:hyperlink>
+      <w:r>
+        <w:rPr>
+          <w:lang w:val="es_ES" w:bidi="es_ES"/>
+        </w:rPr>
+        <w:t>21:4</w:t>
+      </w:r>
       <w:r>
         <w:rPr>
           <w:lang w:val="es_ES" w:bidi="es_ES"/>
@@ -450,18 +408,12 @@
         </w:rPr>
         <w:t>En la introducción de Abdías (</w:t>
       </w:r>
-      <w:hyperlink r:id="rId20">
-        <w:r>
-          <w:rPr>
-            <w:lang w:val="es_ES" w:bidi="es_ES"/>
-          </w:rPr>
-          <w:rPr>
-            <w:color w:val="0000EE"/>
-            <w:u w:val="single"/>
-          </w:rPr>
-          <w:t>1:1–9</w:t>
-        </w:r>
-      </w:hyperlink>
+      <w:r>
+        <w:rPr>
+          <w:lang w:val="es_ES" w:bidi="es_ES"/>
+        </w:rPr>
+        <w:t>1:1–9</w:t>
+      </w:r>
       <w:r>
         <w:rPr>
           <w:lang w:val="es_ES" w:bidi="es_ES"/>
@@ -482,18 +434,12 @@
         </w:rPr>
         <w:t>La segunda sección (</w:t>
       </w:r>
-      <w:hyperlink r:id="rId21">
-        <w:r>
-          <w:rPr>
-            <w:lang w:val="es_ES" w:bidi="es_ES"/>
-          </w:rPr>
-          <w:rPr>
-            <w:color w:val="0000EE"/>
-            <w:u w:val="single"/>
-          </w:rPr>
-          <w:t>1:10–14</w:t>
-        </w:r>
-      </w:hyperlink>
+      <w:r>
+        <w:rPr>
+          <w:lang w:val="es_ES" w:bidi="es_ES"/>
+        </w:rPr>
+        <w:t>1:10–14</w:t>
+      </w:r>
       <w:r>
         <w:rPr>
           <w:lang w:val="es_ES" w:bidi="es_ES"/>
@@ -514,54 +460,36 @@
         </w:rPr>
         <w:t>En la tercera y última sección (</w:t>
       </w:r>
-      <w:hyperlink r:id="rId22">
-        <w:r>
-          <w:rPr>
-            <w:lang w:val="es_ES" w:bidi="es_ES"/>
-          </w:rPr>
-          <w:rPr>
-            <w:color w:val="0000EE"/>
-            <w:u w:val="single"/>
-          </w:rPr>
-          <w:t>1:15–21</w:t>
-        </w:r>
-      </w:hyperlink>
+      <w:r>
+        <w:rPr>
+          <w:lang w:val="es_ES" w:bidi="es_ES"/>
+        </w:rPr>
+        <w:t>1:15–21</w:t>
+      </w:r>
       <w:r>
         <w:rPr>
           <w:lang w:val="es_ES" w:bidi="es_ES"/>
         </w:rPr>
         <w:t>), Abdías imagina un futuro día del Señor que culminará en un reino universal perteneciente a Dios. Aquellos que hacen el mal enfrentarán terribles consecuencias (</w:t>
       </w:r>
-      <w:hyperlink r:id="rId23">
-        <w:r>
-          <w:rPr>
-            <w:lang w:val="es_ES" w:bidi="es_ES"/>
-          </w:rPr>
-          <w:rPr>
-            <w:color w:val="0000EE"/>
-            <w:u w:val="single"/>
-          </w:rPr>
-          <w:t>1:15–16</w:t>
-        </w:r>
-      </w:hyperlink>
+      <w:r>
+        <w:rPr>
+          <w:lang w:val="es_ES" w:bidi="es_ES"/>
+        </w:rPr>
+        <w:t>1:15–16</w:t>
+      </w:r>
       <w:r>
         <w:rPr>
           <w:lang w:val="es_ES" w:bidi="es_ES"/>
         </w:rPr>
         <w:t>), y quienes han sufrido injustamente serán restaurados (</w:t>
       </w:r>
-      <w:hyperlink r:id="rId24">
-        <w:r>
-          <w:rPr>
-            <w:lang w:val="es_ES" w:bidi="es_ES"/>
-          </w:rPr>
-          <w:rPr>
-            <w:color w:val="0000EE"/>
-            <w:u w:val="single"/>
-          </w:rPr>
-          <w:t>1:17–21</w:t>
-        </w:r>
-      </w:hyperlink>
+      <w:r>
+        <w:rPr>
+          <w:lang w:val="es_ES" w:bidi="es_ES"/>
+        </w:rPr>
+        <w:t>1:17–21</w:t>
+      </w:r>
       <w:r>
         <w:rPr>
           <w:lang w:val="es_ES" w:bidi="es_ES"/>
@@ -593,18 +521,12 @@
         </w:rPr>
         <w:t>El nombre Abdías significa “siervo del Señor”. Es conocido únicamente por su profecía y por las pistas que el texto ofrece sobre su época y lugar. Varios individuos en el Israel del Antiguo Testamento llevaban el nombre Abdías, incluido el supervisor del palacio del rey Acab en una época anterior (</w:t>
       </w:r>
-      <w:hyperlink r:id="rId25">
-        <w:r>
-          <w:rPr>
-            <w:lang w:val="es_ES" w:bidi="es_ES"/>
-          </w:rPr>
-          <w:rPr>
-            <w:color w:val="0000EE"/>
-            <w:u w:val="single"/>
-          </w:rPr>
-          <w:t>1 Re 18:3–16</w:t>
-        </w:r>
-      </w:hyperlink>
+      <w:r>
+        <w:rPr>
+          <w:lang w:val="es_ES" w:bidi="es_ES"/>
+        </w:rPr>
+        <w:t>1 Re 18:3–16</w:t>
+      </w:r>
       <w:r>
         <w:rPr>
           <w:lang w:val="es_ES" w:bidi="es_ES"/>
@@ -625,36 +547,24 @@
         </w:rPr>
         <w:t>La profecía de Abdías fue motivada por la invasión del reino de Judá. En 586 a.C., el rey babilónico Nabucodonosor puso fin a la independencia de Judá y exilió a su último rey, Sedequías (</w:t>
       </w:r>
-      <w:hyperlink r:id="rId26">
-        <w:r>
-          <w:rPr>
-            <w:lang w:val="es_ES" w:bidi="es_ES"/>
-          </w:rPr>
-          <w:rPr>
-            <w:color w:val="0000EE"/>
-            <w:u w:val="single"/>
-          </w:rPr>
-          <w:t>2 Re 25:1–30</w:t>
-        </w:r>
-      </w:hyperlink>
+      <w:r>
+        <w:rPr>
+          <w:lang w:val="es_ES" w:bidi="es_ES"/>
+        </w:rPr>
+        <w:t>2 Re 25:1–30</w:t>
+      </w:r>
       <w:r>
         <w:rPr>
           <w:lang w:val="es_ES" w:bidi="es_ES"/>
         </w:rPr>
         <w:t xml:space="preserve">). Fuera del libro de Abdías, hay pocas referencias a la respuesta específica de Edom a este evento (ver también </w:t>
       </w:r>
-      <w:hyperlink r:id="rId27">
-        <w:r>
-          <w:rPr>
-            <w:lang w:val="es_ES" w:bidi="es_ES"/>
-          </w:rPr>
-          <w:rPr>
-            <w:color w:val="0000EE"/>
-            <w:u w:val="single"/>
-          </w:rPr>
-          <w:t>Is 34:5–10</w:t>
-        </w:r>
-      </w:hyperlink>
+      <w:r>
+        <w:rPr>
+          <w:lang w:val="es_ES" w:bidi="es_ES"/>
+        </w:rPr>
+        <w:t>Is 34:5–10</w:t>
+      </w:r>
       <w:r>
         <w:rPr>
           <w:lang w:val="es_ES" w:bidi="es_ES"/>
@@ -686,72 +596,48 @@
         </w:rPr>
         <w:t xml:space="preserve">El mensaje de Abdías sobre Edom refleja el de otros profetas, y partes de él siguen de cerca </w:t>
       </w:r>
-      <w:hyperlink r:id="rId28">
-        <w:r>
-          <w:rPr>
-            <w:lang w:val="es_ES" w:bidi="es_ES"/>
-          </w:rPr>
-          <w:rPr>
-            <w:color w:val="0000EE"/>
-            <w:u w:val="single"/>
-          </w:rPr>
-          <w:t>Jr 49:9</w:t>
-        </w:r>
-      </w:hyperlink>
+      <w:r>
+        <w:rPr>
+          <w:lang w:val="es_ES" w:bidi="es_ES"/>
+        </w:rPr>
+        <w:t>Jr 49:9</w:t>
+      </w:r>
       <w:r>
         <w:rPr>
           <w:lang w:val="es_ES" w:bidi="es_ES"/>
         </w:rPr>
         <w:t>,</w:t>
       </w:r>
-      <w:hyperlink r:id="rId29">
-        <w:r>
-          <w:rPr>
-            <w:lang w:val="es_ES" w:bidi="es_ES"/>
-          </w:rPr>
-          <w:rPr>
-            <w:color w:val="0000EE"/>
-            <w:u w:val="single"/>
-          </w:rPr>
-          <w:t>14–16</w:t>
-        </w:r>
-      </w:hyperlink>
+      <w:r>
+        <w:rPr>
+          <w:lang w:val="es_ES" w:bidi="es_ES"/>
+        </w:rPr>
+        <w:t>14–16</w:t>
+      </w:r>
       <w:r>
         <w:rPr>
           <w:lang w:val="es_ES" w:bidi="es_ES"/>
         </w:rPr>
         <w:t xml:space="preserve">. Probablemente debería leerse junto con otras profecías sobre el futuro de Edom e incluso puede funcionar como una expansión de pasajes como </w:t>
       </w:r>
-      <w:hyperlink r:id="rId30">
-        <w:r>
-          <w:rPr>
-            <w:lang w:val="es_ES" w:bidi="es_ES"/>
-          </w:rPr>
-          <w:rPr>
-            <w:color w:val="0000EE"/>
-            <w:u w:val="single"/>
-          </w:rPr>
-          <w:t>Jl 3:19</w:t>
-        </w:r>
-      </w:hyperlink>
+      <w:r>
+        <w:rPr>
+          <w:lang w:val="es_ES" w:bidi="es_ES"/>
+        </w:rPr>
+        <w:t>Jl 3:19</w:t>
+      </w:r>
       <w:r>
         <w:rPr>
           <w:lang w:val="es_ES" w:bidi="es_ES"/>
         </w:rPr>
         <w:t xml:space="preserve"> y </w:t>
       </w:r>
-      <w:hyperlink r:id="rId31">
-        <w:r>
-          <w:rPr>
-            <w:lang w:val="es_ES" w:bidi="es_ES"/>
-          </w:rPr>
-          <w:rPr>
-            <w:color w:val="0000EE"/>
-            <w:u w:val="single"/>
-          </w:rPr>
-          <w:t>Am 9:12</w:t>
-        </w:r>
-      </w:hyperlink>
+      <w:r>
+        <w:rPr>
+          <w:lang w:val="es_ES" w:bidi="es_ES"/>
+        </w:rPr>
+        <w:t>Am 9:12</w:t>
+      </w:r>
       <w:r>
         <w:rPr>
           <w:lang w:val="es_ES" w:bidi="es_ES"/>
@@ -822,18 +708,12 @@
         </w:rPr>
         <w:t>” (</w:t>
       </w:r>
-      <w:hyperlink r:id="rId32">
-        <w:r>
-          <w:rPr>
-            <w:lang w:val="es_ES" w:bidi="es_ES"/>
-          </w:rPr>
-          <w:rPr>
-            <w:color w:val="0000EE"/>
-            <w:u w:val="single"/>
-          </w:rPr>
-          <w:t>1:15</w:t>
-        </w:r>
-      </w:hyperlink>
+      <w:r>
+        <w:rPr>
+          <w:lang w:val="es_ES" w:bidi="es_ES"/>
+        </w:rPr>
+        <w:t>1:15</w:t>
+      </w:r>
       <w:r>
         <w:rPr>
           <w:lang w:val="es_ES" w:bidi="es_ES"/>
@@ -854,18 +734,12 @@
         </w:rPr>
         <w:t>El día del Señor llegará, trayendo justicia plena a los oprimidos, castigo a los opresores y el inicio de un reino universal donde el Señor gobernará sobre todas las naciones. A nivel local e histórico, esto significaba que Israel sería restaurada a su tierra y se le otorgaría soberanía sobre las tierras de Edom. A nivel universal, el castigo de Edom era solo parte de un escenario más amplio de juicio. No solo Edom, sino “todas las gentes” (</w:t>
       </w:r>
-      <w:hyperlink r:id="rId33">
-        <w:r>
-          <w:rPr>
-            <w:lang w:val="es_ES" w:bidi="es_ES"/>
-          </w:rPr>
-          <w:rPr>
-            <w:color w:val="0000EE"/>
-            <w:u w:val="single"/>
-          </w:rPr>
-          <w:t>1:16</w:t>
-        </w:r>
-      </w:hyperlink>
+      <w:r>
+        <w:rPr>
+          <w:lang w:val="es_ES" w:bidi="es_ES"/>
+        </w:rPr>
+        <w:t>1:16</w:t>
+      </w:r>
       <w:r>
         <w:rPr>
           <w:lang w:val="es_ES" w:bidi="es_ES"/>
@@ -898,72 +772,48 @@
         </w:rPr>
         <w:t>” (</w:t>
       </w:r>
-      <w:hyperlink r:id="rId34">
-        <w:r>
-          <w:rPr>
-            <w:lang w:val="es_ES" w:bidi="es_ES"/>
-          </w:rPr>
-          <w:rPr>
-            <w:color w:val="0000EE"/>
-            <w:u w:val="single"/>
-          </w:rPr>
-          <w:t>1:21</w:t>
-        </w:r>
-      </w:hyperlink>
+      <w:r>
+        <w:rPr>
+          <w:lang w:val="es_ES" w:bidi="es_ES"/>
+        </w:rPr>
+        <w:t>1:21</w:t>
+      </w:r>
       <w:r>
         <w:rPr>
           <w:lang w:val="es_ES" w:bidi="es_ES"/>
         </w:rPr>
         <w:t>). Esta esperanza de Israel se convirtió en la esperanza de todo el mundo cuando Cristo anunció: “el Reino de Dios está cerca” (</w:t>
       </w:r>
-      <w:hyperlink r:id="rId35">
-        <w:r>
-          <w:rPr>
-            <w:lang w:val="es_ES" w:bidi="es_ES"/>
-          </w:rPr>
-          <w:rPr>
-            <w:color w:val="0000EE"/>
-            <w:u w:val="single"/>
-          </w:rPr>
-          <w:t>Md 1:15</w:t>
-        </w:r>
-      </w:hyperlink>
+      <w:r>
+        <w:rPr>
+          <w:lang w:val="es_ES" w:bidi="es_ES"/>
+        </w:rPr>
+        <w:t>Md 1:15</w:t>
+      </w:r>
       <w:r>
         <w:rPr>
           <w:lang w:val="es_ES" w:bidi="es_ES"/>
         </w:rPr>
         <w:t xml:space="preserve">; </w:t>
       </w:r>
-      <w:hyperlink r:id="rId36">
-        <w:r>
-          <w:rPr>
-            <w:lang w:val="es_ES" w:bidi="es_ES"/>
-          </w:rPr>
-          <w:rPr>
-            <w:color w:val="0000EE"/>
-            <w:u w:val="single"/>
-          </w:rPr>
-          <w:t>Lc 10:9–12,</w:t>
-        </w:r>
-      </w:hyperlink>
+      <w:r>
+        <w:rPr>
+          <w:lang w:val="es_ES" w:bidi="es_ES"/>
+        </w:rPr>
+        <w:t>Lc 10:9–12,</w:t>
+      </w:r>
       <w:r>
         <w:rPr>
           <w:lang w:val="es_ES" w:bidi="es_ES"/>
         </w:rPr>
         <w:t xml:space="preserve"> </w:t>
       </w:r>
-      <w:hyperlink r:id="rId37">
-        <w:r>
-          <w:rPr>
-            <w:lang w:val="es_ES" w:bidi="es_ES"/>
-          </w:rPr>
-          <w:rPr>
-            <w:color w:val="0000EE"/>
-            <w:u w:val="single"/>
-          </w:rPr>
-          <w:t>21:31–33</w:t>
-        </w:r>
-      </w:hyperlink>
+      <w:r>
+        <w:rPr>
+          <w:lang w:val="es_ES" w:bidi="es_ES"/>
+        </w:rPr>
+        <w:t>21:31–33</w:t>
+      </w:r>
       <w:r>
         <w:rPr>
           <w:lang w:val="es_ES" w:bidi="es_ES"/>
